--- a/templates/rcps-agreement.docx
+++ b/templates/rcps-agreement.docx
@@ -1,5 +1,96 @@
 
-<file path=word/document.xml><?xml version="1.0" encoding="utf-8"?>
+<file path=customXML\item1.xml><?xml version="1.0" encoding="utf-8"?>
+<go:gDocsCustomXmlDataStorage xmlns:go="http://customooxmlschemas.google.com/" xmlns:r="http://schemas.openxmlformats.org/officeDocument/2006/relationships" uri="GoogleDocsCustomDataVersion2">
+  <go:docsCustomData xmlns:go="http://customooxmlschemas.google.com/" roundtripDataSignature="AMtx7miKxowXMhVPYzUEe9sev2sFSVV7Dw==">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</go:docsCustomData>
+</go:gDocsCustomXmlDataStorage>
+</file>
+
+<file path=customXML\itemProps1.xml><?xml version="1.0" encoding="utf-8"?>
+<ds:datastoreItem xmlns:ds="http://schemas.openxmlformats.org/officeDocument/2006/customXml" ds:itemID="{11111111-1234-1234-1234-123412341234}">
+  <ds:schemaRefs>
+    <ds:schemaRef ds:uri="http://schemas.openxmlformats.org/officeDocument/2006/relationships"/>
+    <ds:schemaRef ds:uri="http://customooxmlschemas.google.com/"/>
+  </ds:schemaRefs>
+</ds:datastoreItem>
+</file>
+
+<file path=docProps\core.xml><?xml version="1.0" encoding="utf-8"?>
+<cp:coreProperties xmlns:cp="http://schemas.openxmlformats.org/package/2006/metadata/core-properties" xmlns:dc="http://purl.org/dc/elements/1.1/" xmlns:dcterms="http://purl.org/dc/terms/" xmlns:dcmitype="http://purl.org/dc/dcmitype/" xmlns:xsi="http://www.w3.org/2001/XMLSchema-instance">
+  <dcterms:created xsi:type="dcterms:W3CDTF">2023-06-26T07:24:00Z</dcterms:created>
+  <dc:creator>Chung, Min Woo</dc:creator>
+</cp:coreProperties>
+</file>
+
+<file path=word\comments.xml><?xml version="1.0" encoding="utf-8"?>
+<w:comments xmlns:mc="http://schemas.openxmlformats.org/markup-compatibility/2006" xmlns:o="urn:schemas-microsoft-com:office:office" xmlns:r="http://schemas.openxmlformats.org/officeDocument/2006/relationships" xmlns:m="http://schemas.openxmlformats.org/officeDocument/2006/math" xmlns:v="urn:schemas-microsoft-com:vml" xmlns:wp="http://schemas.openxmlformats.org/drawingml/2006/wordprocessingDrawing" xmlns:w10="urn:schemas-microsoft-com:office:word" xmlns:w="http://schemas.openxmlformats.org/wordprocessingml/2006/main" xmlns:wne="http://schemas.microsoft.com/office/word/2006/wordml" xmlns:sl="http://schemas.openxmlformats.org/schemaLibrary/2006/main" xmlns:a="http://schemas.openxmlformats.org/drawingml/2006/main" xmlns:pic="http://schemas.openxmlformats.org/drawingml/2006/picture" xmlns:c="http://schemas.openxmlformats.org/drawingml/2006/chart" xmlns:lc="http://schemas.openxmlformats.org/drawingml/2006/lockedCanvas" xmlns:dgm="http://schemas.openxmlformats.org/drawingml/2006/diagram" xmlns:wps="http://schemas.microsoft.com/office/word/2010/wordprocessingShape" xmlns:wpg="http://schemas.microsoft.com/office/word/2010/wordprocessingGroup" xmlns:w14="http://schemas.microsoft.com/office/word/2010/wordml" xmlns:w15="http://schemas.microsoft.com/office/word/2012/wordml" xmlns:w16="http://schemas.microsoft.com/office/word/2018/wordml" xmlns:w16cex="http://schemas.microsoft.com/office/word/2018/wordml/cex" xmlns:w16cid="http://schemas.microsoft.com/office/word/2016/wordml/cid" xmlns="http://schemas.microsoft.com/office/tasks/2019/documenttasks" xmlns:cr="http://schemas.microsoft.com/office/comments/2020/reactions">
+  <w:comment w:author="Heeyoon Lee" w:id="0" w:date="2025-01-07T08:12:19Z">
+    <w:p>
+      <w:pPr>
+        <w:keepNext w:val="0"/>
+        <w:keepLines w:val="0"/>
+        <w:pageBreakBefore w:val="0"/>
+        <w:widowControl w:val="0"/>
+        <w:pBdr>
+          <w:top w:space="0" w:sz="0" w:val="nil"/>
+          <w:left w:space="0" w:sz="0" w:val="nil"/>
+          <w:bottom w:space="0" w:sz="0" w:val="nil"/>
+          <w:right w:space="0" w:sz="0" w:val="nil"/>
+          <w:between w:space="0" w:sz="0" w:val="nil"/>
+        </w:pBdr>
+        <w:shd w:fill="auto" w:val="clear"/>
+        <w:spacing w:after="0" w:before="0" w:line="240" w:lineRule="auto"/>
+        <w:ind w:left="0" w:right="0" w:firstLine="0"/>
+        <w:jc w:val="left"/>
+        <w:rPr>
+          <w:rFonts w:ascii="Arial" w:cs="Arial" w:eastAsia="Arial" w:hAnsi="Arial"/>
+          <w:b w:val="0"/>
+          <w:i w:val="0"/>
+          <w:smallCaps w:val="0"/>
+          <w:strike w:val="0"/>
+          <w:color w:val="000000"/>
+          <w:sz w:val="22"/>
+          <w:szCs w:val="22"/>
+          <w:u w:val="none"/>
+          <w:shd w:fill="auto" w:val="clear"/>
+          <w:vertAlign w:val="baseline"/>
+        </w:rPr>
+      </w:pPr>
+      <w:sdt>
+        <w:sdtPr>
+          <w:tag w:val="goog_rdk_6"/>
+        </w:sdtPr>
+        <w:sdtContent>
+          <w:r>
+            <w:rPr>
+              <w:rFonts w:ascii="Arial Unicode MS" w:cs="Arial Unicode MS" w:eastAsia="Arial Unicode MS" w:hAnsi="Arial Unicode MS"/>
+              <w:b w:val="0"/>
+              <w:i w:val="0"/>
+              <w:smallCaps w:val="0"/>
+              <w:strike w:val="0"/>
+              <w:color w:val="000000"/>
+              <w:sz w:val="22"/>
+              <w:szCs w:val="22"/>
+              <w:u w:val="none"/>
+              <w:shd w:fill="auto" w:val="clear"/>
+              <w:vertAlign w:val="baseline"/>
+              <w:rtl w:val="0"/>
+            </w:rPr>
+            <w:t xml:space="preserve">기존 30일 &gt; 60일 수정: 모태펀드 기본 규약상 2개월 이상</w:t>
+          </w:r>
+        </w:sdtContent>
+      </w:sdt>
+    </w:p>
+  </w:comment>
+</w:comments>
+</file>
+
+<file path=word\commentsExtended.xml><?xml version="1.0" encoding="utf-8"?>
+<w15:commentsEx xmlns:mc="http://schemas.openxmlformats.org/markup-compatibility/2006" xmlns:o="urn:schemas-microsoft-com:office:office" xmlns:r="http://schemas.openxmlformats.org/officeDocument/2006/relationships" xmlns:m="http://schemas.openxmlformats.org/officeDocument/2006/math" xmlns:v="urn:schemas-microsoft-com:vml" xmlns:wp="http://schemas.openxmlformats.org/drawingml/2006/wordprocessingDrawing" xmlns:w10="urn:schemas-microsoft-com:office:word" xmlns:w="http://schemas.openxmlformats.org/wordprocessingml/2006/main" xmlns:wne="http://schemas.microsoft.com/office/word/2006/wordml" xmlns:sl="http://schemas.openxmlformats.org/schemaLibrary/2006/main" xmlns:a="http://schemas.openxmlformats.org/drawingml/2006/main" xmlns:pic="http://schemas.openxmlformats.org/drawingml/2006/picture" xmlns:c="http://schemas.openxmlformats.org/drawingml/2006/chart" xmlns:lc="http://schemas.openxmlformats.org/drawingml/2006/lockedCanvas" xmlns:dgm="http://schemas.openxmlformats.org/drawingml/2006/diagram" xmlns:wps="http://schemas.microsoft.com/office/word/2010/wordprocessingShape" xmlns:wpg="http://schemas.microsoft.com/office/word/2010/wordprocessingGroup" xmlns:w14="http://schemas.microsoft.com/office/word/2010/wordml" xmlns:w15="http://schemas.microsoft.com/office/word/2012/wordml" xmlns:w16="http://schemas.microsoft.com/office/word/2018/wordml" xmlns:w16cex="http://schemas.microsoft.com/office/word/2018/wordml/cex" xmlns:w16cid="http://schemas.microsoft.com/office/word/2016/wordml/cid" xmlns="http://schemas.microsoft.com/office/tasks/2019/documenttasks" xmlns:cr="http://schemas.microsoft.com/office/comments/2020/reactions">
+  <w15:commentEx w15:paraId="00000281" w15:done="0"/>
+</w15:commentsEx>
+</file>
+
+<file path=word\document.xml><?xml version="1.0" encoding="utf-8"?>
 <w:document xmlns:mc="http://schemas.openxmlformats.org/markup-compatibility/2006" xmlns:o="urn:schemas-microsoft-com:office:office" xmlns:r="http://schemas.openxmlformats.org/officeDocument/2006/relationships" xmlns:m="http://schemas.openxmlformats.org/officeDocument/2006/math" xmlns:v="urn:schemas-microsoft-com:vml" xmlns:wp="http://schemas.openxmlformats.org/drawingml/2006/wordprocessingDrawing" xmlns:w10="urn:schemas-microsoft-com:office:word" xmlns:w="http://schemas.openxmlformats.org/wordprocessingml/2006/main" xmlns:wne="http://schemas.microsoft.com/office/word/2006/wordml" xmlns:sl="http://schemas.openxmlformats.org/schemaLibrary/2006/main" xmlns:a="http://schemas.openxmlformats.org/drawingml/2006/main" xmlns:pic="http://schemas.openxmlformats.org/drawingml/2006/picture" xmlns:c="http://schemas.openxmlformats.org/drawingml/2006/chart" xmlns:lc="http://schemas.openxmlformats.org/drawingml/2006/lockedCanvas" xmlns:dgm="http://schemas.openxmlformats.org/drawingml/2006/diagram" xmlns:wps="http://schemas.microsoft.com/office/word/2010/wordprocessingShape" xmlns:wpg="http://schemas.microsoft.com/office/word/2010/wordprocessingGroup" xmlns:w14="http://schemas.microsoft.com/office/word/2010/wordml" xmlns:w15="http://schemas.microsoft.com/office/word/2012/wordml" xmlns:w16="http://schemas.microsoft.com/office/word/2018/wordml" xmlns:w16cex="http://schemas.microsoft.com/office/word/2018/wordml/cex" xmlns:w16cid="http://schemas.microsoft.com/office/word/2016/wordml/cid" xmlns="http://schemas.microsoft.com/office/tasks/2019/documenttasks" xmlns:cr="http://schemas.microsoft.com/office/comments/2020/reactions">
   <w:body>
     <w:p>
@@ -572,58 +663,7 @@
           <w:highlight w:val="yellow"/>
           <w:rtl w:val="0"/>
         </w:rPr>
-        <w:t xml:space="preserve">202</w:t>
-      </w:r>
-      <w:r>
-        <w:rPr>
-          <w:rFonts w:ascii="Malgun Gothic" w:cs="Malgun Gothic" w:eastAsia="Malgun Gothic" w:hAnsi="Malgun Gothic"/>
-          <w:highlight w:val="yellow"/>
-          <w:rtl w:val="0"/>
-        </w:rPr>
-        <w:t xml:space="preserve">x</w:t>
-      </w:r>
-      <w:r>
-        <w:rPr>
-          <w:rFonts w:ascii="Malgun Gothic" w:cs="Malgun Gothic" w:eastAsia="Malgun Gothic" w:hAnsi="Malgun Gothic"/>
-          <w:color w:val="000000"/>
-          <w:highlight w:val="yellow"/>
-          <w:rtl w:val="0"/>
-        </w:rPr>
-        <w:t xml:space="preserve">년 </w:t>
-      </w:r>
-      <w:r>
-        <w:rPr>
-          <w:rFonts w:ascii="Malgun Gothic" w:cs="Malgun Gothic" w:eastAsia="Malgun Gothic" w:hAnsi="Malgun Gothic"/>
-          <w:highlight w:val="yellow"/>
-          <w:rtl w:val="0"/>
-        </w:rPr>
-        <w:t xml:space="preserve">x</w:t>
-      </w:r>
-      <w:r>
-        <w:rPr>
-          <w:rFonts w:ascii="Malgun Gothic" w:cs="Malgun Gothic" w:eastAsia="Malgun Gothic" w:hAnsi="Malgun Gothic"/>
-          <w:color w:val="000000"/>
-          <w:highlight w:val="yellow"/>
-          <w:rtl w:val="0"/>
-        </w:rPr>
-        <w:t xml:space="preserve">월 </w:t>
-      </w:r>
-      <w:r>
-        <w:rPr>
-          <w:rFonts w:ascii="Malgun Gothic" w:cs="Malgun Gothic" w:eastAsia="Malgun Gothic" w:hAnsi="Malgun Gothic"/>
-          <w:highlight w:val="yellow"/>
-          <w:rtl w:val="0"/>
-        </w:rPr>
-        <w:t xml:space="preserve">x</w:t>
-      </w:r>
-      <w:r>
-        <w:rPr>
-          <w:rFonts w:ascii="Malgun Gothic" w:cs="Malgun Gothic" w:eastAsia="Malgun Gothic" w:hAnsi="Malgun Gothic"/>
-          <w:color w:val="000000"/>
-          <w:highlight w:val="yellow"/>
-          <w:rtl w:val="0"/>
-        </w:rPr>
-        <w:t xml:space="preserve">일</w:t>
+        <w:t xml:space="preserve">{{r1}}년 {{r2}}월 {{r3}}일</w:t>
       </w:r>
       <w:r>
         <w:rPr>
@@ -861,7 +901,7 @@
           <w:b w:val="1"/>
           <w:rtl w:val="0"/>
         </w:rPr>
-        <w:t xml:space="preserve">이해관계인 </w:t>
+        <w:t xml:space="preserve">이해관계인 {{r32}}</w:t>
       </w:r>
       <w:r>
         <w:rPr>
@@ -2368,7 +2408,7 @@
           <w:highlight w:val="yellow"/>
           <w:rtl w:val="0"/>
         </w:rPr>
-        <w:t xml:space="preserve">202x년 </w:t>
+        <w:t xml:space="preserve">{{r33}}년 </w:t>
       </w:r>
       <w:r>
         <w:rPr>
@@ -2376,7 +2416,7 @@
           <w:highlight w:val="yellow"/>
           <w:rtl w:val="0"/>
         </w:rPr>
-        <w:t xml:space="preserve">x</w:t>
+        <w:t xml:space="preserve">{{r34}}</w:t>
       </w:r>
       <w:r>
         <w:rPr>
@@ -2393,7 +2433,7 @@
           <w:highlight w:val="yellow"/>
           <w:rtl w:val="0"/>
         </w:rPr>
-        <w:t xml:space="preserve">x</w:t>
+        <w:t xml:space="preserve">{{r35}}</w:t>
       </w:r>
       <w:r>
         <w:rPr>
@@ -3076,7 +3116,7 @@
           <w:highlight w:val="yellow"/>
           <w:rtl w:val="0"/>
         </w:rPr>
-        <w:t xml:space="preserve">연 1%</w:t>
+        <w:t xml:space="preserve">연 {{r48}}%</w:t>
       </w:r>
       <w:r>
         <w:rPr>
@@ -3129,7 +3169,7 @@
           <w:highlight w:val="yellow"/>
           <w:rtl w:val="0"/>
         </w:rPr>
-        <w:t xml:space="preserve">연복리 12%</w:t>
+        <w:t xml:space="preserve">연복리 {{r49}}%</w:t>
       </w:r>
       <w:r>
         <w:rPr>
@@ -3261,7 +3301,7 @@
           <w:vertAlign w:val="baseline"/>
           <w:rtl w:val="0"/>
         </w:rPr>
-        <w:t xml:space="preserve">연복리 7%</w:t>
+        <w:t xml:space="preserve">연복리 {{r50}}%</w:t>
       </w:r>
       <w:r>
         <w:rPr>
@@ -3774,7 +3814,7 @@
           <w:vertAlign w:val="baseline"/>
           <w:rtl w:val="0"/>
         </w:rPr>
-        <w:t xml:space="preserve">70%</w:t>
+        <w:t xml:space="preserve">{{r51}}%</w:t>
       </w:r>
       <w:r>
         <w:rPr>
@@ -3909,7 +3949,7 @@
                 <w:highlight w:val="yellow"/>
                 <w:rtl w:val="0"/>
               </w:rPr>
-              <w:t xml:space="preserve">70%</w:t>
+              <w:t xml:space="preserve">{{r52}}%</w:t>
             </w:r>
             <w:sdt>
               <w:sdtPr>
@@ -4017,7 +4057,7 @@
           <w:vertAlign w:val="baseline"/>
           <w:rtl w:val="0"/>
         </w:rPr>
-        <w:t xml:space="preserve">70%</w:t>
+        <w:t xml:space="preserve">{{r53}}%</w:t>
       </w:r>
       <w:r>
         <w:rPr>
@@ -4051,7 +4091,7 @@
           <w:vertAlign w:val="baseline"/>
           <w:rtl w:val="0"/>
         </w:rPr>
-        <w:t xml:space="preserve">70%</w:t>
+        <w:t xml:space="preserve">{{r54}}%</w:t>
       </w:r>
       <w:r>
         <w:rPr>
@@ -4820,7 +4860,7 @@
           <w:vertAlign w:val="baseline"/>
           <w:rtl w:val="0"/>
         </w:rPr>
-        <w:t xml:space="preserve">2년</w:t>
+        <w:t xml:space="preserve">{{r55}}년</w:t>
       </w:r>
       <w:r>
         <w:rPr>
@@ -4956,14 +4996,6 @@
       <w:r>
         <w:rPr>
           <w:rFonts w:ascii="Malgun Gothic" w:cs="Malgun Gothic" w:eastAsia="Malgun Gothic" w:hAnsi="Malgun Gothic"/>
-          <w:highlight w:val="yellow"/>
-          <w:rtl w:val="0"/>
-        </w:rPr>
-        <w:t xml:space="preserve">6</w:t>
-      </w:r>
-      <w:r>
-        <w:rPr>
-          <w:rFonts w:ascii="Malgun Gothic" w:cs="Malgun Gothic" w:eastAsia="Malgun Gothic" w:hAnsi="Malgun Gothic"/>
           <w:b w:val="0"/>
           <w:i w:val="0"/>
           <w:smallCaps w:val="0"/>
@@ -4976,28 +5008,7 @@
           <w:vertAlign w:val="baseline"/>
           <w:rtl w:val="0"/>
         </w:rPr>
-        <w:t xml:space="preserve">0일</w:t>
-      </w:r>
-      <w:commentRangeEnd w:id="0"/>
-      <w:r>
-        <w:commentReference w:id="0"/>
-      </w:r>
-      <w:r>
-        <w:rPr>
-          <w:rFonts w:ascii="Malgun Gothic" w:cs="Malgun Gothic" w:eastAsia="Malgun Gothic" w:hAnsi="Malgun Gothic"/>
-          <w:b w:val="0"/>
-          <w:i w:val="0"/>
-          <w:smallCaps w:val="0"/>
-          <w:strike w:val="0"/>
-          <w:color w:val="000000"/>
-          <w:sz w:val="20"/>
-          <w:szCs w:val="20"/>
-          <w:highlight w:val="yellow"/>
-          <w:u w:val="none"/>
-          <w:vertAlign w:val="baseline"/>
-          <w:rtl w:val="0"/>
-        </w:rPr>
-        <w:t xml:space="preserve"> 이내</w:t>
+        <w:t xml:space="preserve">{{r67}}일 이내</w:t>
       </w:r>
       <w:r>
         <w:rPr>
@@ -5084,7 +5095,7 @@
           <w:vertAlign w:val="baseline"/>
           <w:rtl w:val="0"/>
         </w:rPr>
-        <w:t xml:space="preserve">연복리 7%</w:t>
+        <w:t xml:space="preserve">연복리 {{r56}}%</w:t>
       </w:r>
       <w:r>
         <w:rPr>
@@ -5224,7 +5235,7 @@
           <w:vertAlign w:val="baseline"/>
           <w:rtl w:val="0"/>
         </w:rPr>
-        <w:t xml:space="preserve">연복리 12%</w:t>
+        <w:t xml:space="preserve">연복리 {{r57}}%</w:t>
       </w:r>
       <w:r>
         <w:rPr>
@@ -5788,7 +5799,7 @@
           <w:vertAlign w:val="baseline"/>
           <w:rtl w:val="0"/>
         </w:rPr>
-        <w:t xml:space="preserve">1.5배</w:t>
+        <w:t xml:space="preserve">{{r68}}배</w:t>
       </w:r>
       <w:r>
         <w:rPr>
@@ -5822,7 +5833,7 @@
           <w:vertAlign w:val="baseline"/>
           <w:rtl w:val="0"/>
         </w:rPr>
-        <w:t xml:space="preserve">1.5배</w:t>
+        <w:t xml:space="preserve">{{r68}}배</w:t>
       </w:r>
       <w:r>
         <w:rPr>
@@ -9866,7 +9877,7 @@
           <w:vertAlign w:val="baseline"/>
           <w:rtl w:val="0"/>
         </w:rPr>
-        <w:t xml:space="preserve">연복리 15%</w:t>
+        <w:t xml:space="preserve">연복리 {{r58}}%</w:t>
       </w:r>
       <w:r>
         <w:rPr>
@@ -9883,7 +9894,7 @@
           <w:vertAlign w:val="baseline"/>
           <w:rtl w:val="0"/>
         </w:rPr>
-        <w:t xml:space="preserve">의 비율에 의한 금액을 합산한 금액과 (ii) 주식매수청구일을 기준으로 과거 [1]년간 있었던 회사 발행 주식의 거래 중 가장 높은 1주당 매매단가 중 높은 주당 단가에 투자자 보유 주식 총수를 곱한 금액 중 높은 금액으로 하되, 기 지급된 배당금은 차감하여 계산하기로 한다. 만약, 투자자가 보유 지분 중 일부에 대해서만 매수청구를 하는 경우, 그 매매가격은 본 항 1문에 따라 계산된 전체 금액에 청구비율을 곱하여 계산한다.</w:t>
+        <w:t xml:space="preserve">의 비율에 의한 금액을 합산한 금액과 (ii) 주식매수청구일을 기준으로 과거 {{r59}}년간 있었던 회사 발행 주식의 거래 중 가장 높은 1주당 매매단가 중 높은 주당 단가에 투자자 보유 주식 총수를 곱한 금액 중 높은 금액으로 하되, 기 지급된 배당금은 차감하여 계산하기로 한다. 만약, 투자자가 보유 지분 중 일부에 대해서만 매수청구를 하는 경우, 그 매매가격은 본 항 1문에 따라 계산된 전체 금액에 청구비율을 곱하여 계산한다.</w:t>
       </w:r>
     </w:p>
     <w:p>
@@ -10130,7 +10141,7 @@
           <w:vertAlign w:val="baseline"/>
           <w:rtl w:val="0"/>
         </w:rPr>
-        <w:t xml:space="preserve">주식인수대금의 12%</w:t>
+        <w:t xml:space="preserve">주식인수대금의 {{r60}}%</w:t>
       </w:r>
       <w:r>
         <w:rPr>
@@ -10742,7 +10753,7 @@
           <w:color w:val="000000"/>
           <w:rtl w:val="0"/>
         </w:rPr>
-        <w:t xml:space="preserve">수신인: </w:t>
+        <w:t xml:space="preserve">수신인: {{r37}}</w:t>
       </w:r>
     </w:p>
     <w:p>
@@ -10801,7 +10812,7 @@
           <w:color w:val="000000"/>
           <w:rtl w:val="0"/>
         </w:rPr>
-        <w:t xml:space="preserve">주  소 : </w:t>
+        <w:t xml:space="preserve">주  소 : {{r38}}</w:t>
       </w:r>
     </w:p>
     <w:p>
@@ -10978,7 +10989,7 @@
           <w:color w:val="000000"/>
           <w:rtl w:val="0"/>
         </w:rPr>
-        <w:t xml:space="preserve">이메일 : </w:t>
+        <w:t xml:space="preserve">이메일 : {{r39}}</w:t>
       </w:r>
       <w:r>
         <w:rPr>
@@ -11166,7 +11177,7 @@
           <w:color w:val="000000"/>
           <w:rtl w:val="0"/>
         </w:rPr>
-        <w:t xml:space="preserve">수신인 : </w:t>
+        <w:t xml:space="preserve">수신인 : {{r40}}</w:t>
       </w:r>
     </w:p>
     <w:p>
@@ -11224,7 +11235,7 @@
           <w:color w:val="000000"/>
           <w:rtl w:val="0"/>
         </w:rPr>
-        <w:t xml:space="preserve">주  소 : </w:t>
+        <w:t xml:space="preserve">주  소 : {{r41}}</w:t>
       </w:r>
       <w:r>
         <w:rPr>
@@ -11288,7 +11299,7 @@
           <w:color w:val="000000"/>
           <w:rtl w:val="0"/>
         </w:rPr>
-        <w:t xml:space="preserve">전  화 : </w:t>
+        <w:t xml:space="preserve">전  화 : {{r42}}</w:t>
       </w:r>
     </w:p>
     <w:p>
@@ -11347,7 +11358,7 @@
           <w:color w:val="000000"/>
           <w:rtl w:val="0"/>
         </w:rPr>
-        <w:t xml:space="preserve">이메일 : </w:t>
+        <w:t xml:space="preserve">이메일 : {{r43}}</w:t>
       </w:r>
     </w:p>
     <w:p>
@@ -11523,7 +11534,7 @@
           <w:color w:val="000000"/>
           <w:rtl w:val="0"/>
         </w:rPr>
-        <w:t xml:space="preserve">수신인 : </w:t>
+        <w:t xml:space="preserve">수신인 : {{r44}}</w:t>
       </w:r>
     </w:p>
     <w:p>
@@ -11582,7 +11593,7 @@
           <w:color w:val="000000"/>
           <w:rtl w:val="0"/>
         </w:rPr>
-        <w:t xml:space="preserve">주  소 :</w:t>
+        <w:t xml:space="preserve">주  소 :{{r45}}</w:t>
       </w:r>
       <w:r>
         <w:rPr>
@@ -11652,7 +11663,7 @@
           <w:color w:val="000000"/>
           <w:rtl w:val="0"/>
         </w:rPr>
-        <w:t xml:space="preserve">전  화 : </w:t>
+        <w:t xml:space="preserve">전  화 : {{r46}}</w:t>
       </w:r>
       <w:r>
         <w:rPr>
@@ -11715,7 +11726,7 @@
           <w:color w:val="000000"/>
           <w:rtl w:val="0"/>
         </w:rPr>
-        <w:t xml:space="preserve">이메일 : </w:t>
+        <w:t xml:space="preserve">이메일 : {{r47}}</w:t>
       </w:r>
       <w:r>
         <w:rPr>
@@ -11994,7 +12005,7 @@
           <w:highlight w:val="yellow"/>
           <w:rtl w:val="0"/>
         </w:rPr>
-        <w:t xml:space="preserve">12%</w:t>
+        <w:t xml:space="preserve">{{r69}}%</w:t>
       </w:r>
       <w:r>
         <w:rPr>
@@ -12795,7 +12806,7 @@
           <w:rFonts w:ascii="Malgun Gothic" w:cs="Malgun Gothic" w:eastAsia="Malgun Gothic" w:hAnsi="Malgun Gothic"/>
           <w:rtl w:val="0"/>
         </w:rPr>
-        <w:t xml:space="preserve">위 합의를 증명하기 위하여, 각 당사자는 본 계약서 [*]부를 작성하여 각각 서명 또는 기명 날인 후 1부씩 보관하기로 한다. </w:t>
+        <w:t xml:space="preserve">위 합의를 증명하기 위하여, 각 당사자는 본 계약서 {{r36}}부를 작성하여 각각 서명 또는 기명 날인 후 1부씩 보관하기로 한다. </w:t>
       </w:r>
     </w:p>
     <w:p>
@@ -12863,64 +12874,7 @@
           <w:highlight w:val="yellow"/>
           <w:rtl w:val="0"/>
         </w:rPr>
-        <w:t xml:space="preserve">202</w:t>
-      </w:r>
-      <w:r>
-        <w:rPr>
-          <w:rFonts w:ascii="Malgun Gothic" w:cs="Malgun Gothic" w:eastAsia="Malgun Gothic" w:hAnsi="Malgun Gothic"/>
-          <w:b w:val="1"/>
-          <w:highlight w:val="yellow"/>
-          <w:rtl w:val="0"/>
-        </w:rPr>
-        <w:t xml:space="preserve">x</w:t>
-      </w:r>
-      <w:r>
-        <w:rPr>
-          <w:rFonts w:ascii="Malgun Gothic" w:cs="Malgun Gothic" w:eastAsia="Malgun Gothic" w:hAnsi="Malgun Gothic"/>
-          <w:b w:val="1"/>
-          <w:color w:val="000000"/>
-          <w:highlight w:val="yellow"/>
-          <w:rtl w:val="0"/>
-        </w:rPr>
-        <w:t xml:space="preserve">. </w:t>
-      </w:r>
-      <w:r>
-        <w:rPr>
-          <w:rFonts w:ascii="Malgun Gothic" w:cs="Malgun Gothic" w:eastAsia="Malgun Gothic" w:hAnsi="Malgun Gothic"/>
-          <w:b w:val="1"/>
-          <w:highlight w:val="yellow"/>
-          <w:rtl w:val="0"/>
-        </w:rPr>
-        <w:t xml:space="preserve">x</w:t>
-      </w:r>
-      <w:r>
-        <w:rPr>
-          <w:rFonts w:ascii="Malgun Gothic" w:cs="Malgun Gothic" w:eastAsia="Malgun Gothic" w:hAnsi="Malgun Gothic"/>
-          <w:b w:val="1"/>
-          <w:color w:val="000000"/>
-          <w:highlight w:val="yellow"/>
-          <w:rtl w:val="0"/>
-        </w:rPr>
-        <w:t xml:space="preserve">. </w:t>
-      </w:r>
-      <w:r>
-        <w:rPr>
-          <w:rFonts w:ascii="Malgun Gothic" w:cs="Malgun Gothic" w:eastAsia="Malgun Gothic" w:hAnsi="Malgun Gothic"/>
-          <w:b w:val="1"/>
-          <w:highlight w:val="yellow"/>
-          <w:rtl w:val="0"/>
-        </w:rPr>
-        <w:t xml:space="preserve">xx</w:t>
-      </w:r>
-      <w:r>
-        <w:rPr>
-          <w:rFonts w:ascii="Malgun Gothic" w:cs="Malgun Gothic" w:eastAsia="Malgun Gothic" w:hAnsi="Malgun Gothic"/>
-          <w:b w:val="1"/>
-          <w:color w:val="000000"/>
-          <w:highlight w:val="yellow"/>
-          <w:rtl w:val="0"/>
-        </w:rPr>
-        <w:t xml:space="preserve">.</w:t>
+        <w:t xml:space="preserve">{{r1}}. {{r2}}. {{r3}}.</w:t>
       </w:r>
       <w:r>
         <w:rPr>
@@ -13028,8 +12982,10 @@
             </w:pPr>
             <w:r>
               <w:rPr>
+                <w:rFonts w:ascii="Malgun Gothic" w:cs="Malgun Gothic" w:eastAsia="Malgun Gothic" w:hAnsi="Malgun Gothic"/>
                 <w:rtl w:val="0"/>
               </w:rPr>
+              <w:t xml:space="preserve">{{r4}}</w:t>
             </w:r>
           </w:p>
           <w:p>
@@ -13043,7 +12999,7 @@
                 <w:rFonts w:ascii="Malgun Gothic" w:cs="Malgun Gothic" w:eastAsia="Malgun Gothic" w:hAnsi="Malgun Gothic"/>
                 <w:rtl w:val="0"/>
               </w:rPr>
-              <w:t xml:space="preserve">주소: </w:t>
+              <w:t xml:space="preserve">주소: {{r6}}</w:t>
             </w:r>
           </w:p>
           <w:p>
@@ -13057,7 +13013,7 @@
                 <w:rFonts w:ascii="Malgun Gothic" w:cs="Malgun Gothic" w:eastAsia="Malgun Gothic" w:hAnsi="Malgun Gothic"/>
                 <w:rtl w:val="0"/>
               </w:rPr>
-              <w:t xml:space="preserve">업무집행조합원: </w:t>
+              <w:t xml:space="preserve">업무집행조합원: {{r7}}</w:t>
             </w:r>
           </w:p>
           <w:p>
@@ -13071,7 +13027,7 @@
                 <w:rFonts w:ascii="Malgun Gothic" w:cs="Malgun Gothic" w:eastAsia="Malgun Gothic" w:hAnsi="Malgun Gothic"/>
                 <w:rtl w:val="0"/>
               </w:rPr>
-              <w:t xml:space="preserve">대표자: xxx   (인)</w:t>
+              <w:t xml:space="preserve">대표자: {{r8}}   (인)</w:t>
             </w:r>
           </w:p>
           <w:p>
@@ -13130,7 +13086,7 @@
                 <w:b w:val="1"/>
                 <w:rtl w:val="0"/>
               </w:rPr>
-              <w:t xml:space="preserve">주식회사 </w:t>
+              <w:t xml:space="preserve">주식회사 {{r5}}</w:t>
             </w:r>
           </w:p>
           <w:p>
@@ -13144,7 +13100,7 @@
                 <w:rFonts w:ascii="Malgun Gothic" w:cs="Malgun Gothic" w:eastAsia="Malgun Gothic" w:hAnsi="Malgun Gothic"/>
                 <w:rtl w:val="0"/>
               </w:rPr>
-              <w:t xml:space="preserve">주소: </w:t>
+              <w:t xml:space="preserve">주소: {{r9}}</w:t>
             </w:r>
           </w:p>
           <w:p>
@@ -13158,7 +13114,7 @@
                 <w:rFonts w:ascii="Malgun Gothic" w:cs="Malgun Gothic" w:eastAsia="Malgun Gothic" w:hAnsi="Malgun Gothic"/>
                 <w:rtl w:val="0"/>
               </w:rPr>
-              <w:t xml:space="preserve">대표자: xxx   (인)</w:t>
+              <w:t xml:space="preserve">대표자: {{r10}}   (인)</w:t>
             </w:r>
           </w:p>
           <w:p>
@@ -13237,7 +13193,7 @@
                 <w:b w:val="1"/>
                 <w:rtl w:val="0"/>
               </w:rPr>
-              <w:t xml:space="preserve">xxx   </w:t>
+              <w:t xml:space="preserve">{{r66}}</w:t>
             </w:r>
             <w:r>
               <w:rPr>
@@ -13258,7 +13214,7 @@
                 <w:rFonts w:ascii="Malgun Gothic" w:cs="Malgun Gothic" w:eastAsia="Malgun Gothic" w:hAnsi="Malgun Gothic"/>
                 <w:rtl w:val="0"/>
               </w:rPr>
-              <w:t xml:space="preserve">주소: </w:t>
+              <w:t xml:space="preserve">주소: {{r11}}</w:t>
             </w:r>
           </w:p>
           <w:p>
@@ -13272,7 +13228,7 @@
                 <w:rFonts w:ascii="Malgun Gothic" w:cs="Malgun Gothic" w:eastAsia="Malgun Gothic" w:hAnsi="Malgun Gothic"/>
                 <w:rtl w:val="0"/>
               </w:rPr>
-              <w:t xml:space="preserve">생년월일: xxxx년 xx월 xx일</w:t>
+              <w:t xml:space="preserve">생년월일: {{r12}}년 {{r13}}월 {{r14}}일</w:t>
             </w:r>
           </w:p>
           <w:p>
@@ -13772,7 +13728,7 @@
           <w:vertAlign w:val="baseline"/>
           <w:rtl w:val="0"/>
         </w:rPr>
-        <w:t xml:space="preserve">금 xx원</w:t>
+        <w:t xml:space="preserve">금 {{r20}}원</w:t>
       </w:r>
       <w:r>
         <w:rPr>
@@ -13806,7 +13762,7 @@
           <w:vertAlign w:val="baseline"/>
           <w:rtl w:val="0"/>
         </w:rPr>
-        <w:t xml:space="preserve">보통주 xx주</w:t>
+        <w:t xml:space="preserve">보통주 {{r17}}주</w:t>
       </w:r>
       <w:r>
         <w:rPr>
@@ -13840,7 +13796,7 @@
           <w:vertAlign w:val="baseline"/>
           <w:rtl w:val="0"/>
         </w:rPr>
-        <w:t xml:space="preserve">상환전환우선주 xx주</w:t>
+        <w:t xml:space="preserve">상환전환우선주 {{r19}}주</w:t>
       </w:r>
       <w:r>
         <w:rPr>
@@ -18221,7 +18177,7 @@
           <w:highlight w:val="yellow"/>
           <w:rtl w:val="0"/>
         </w:rPr>
-        <w:t xml:space="preserve">xx</w:t>
+        <w:t xml:space="preserve">{{r4}}</w:t>
       </w:r>
       <w:r>
         <w:rPr>
@@ -18289,7 +18245,7 @@
           <w:highlight w:val="yellow"/>
           <w:rtl w:val="0"/>
         </w:rPr>
-        <w:t xml:space="preserve">xx</w:t>
+        <w:t xml:space="preserve">{{r5}}</w:t>
       </w:r>
       <w:r>
         <w:rPr>
@@ -18324,7 +18280,7 @@
           <w:highlight w:val="yellow"/>
           <w:rtl w:val="0"/>
         </w:rPr>
-        <w:t xml:space="preserve">202x년 x월 xx일</w:t>
+        <w:t xml:space="preserve">{{r1}}년 {{r2}}월 {{r3}}일</w:t>
       </w:r>
       <w:r>
         <w:rPr>
@@ -18377,7 +18333,7 @@
           <w:highlight w:val="yellow"/>
           <w:rtl w:val="0"/>
         </w:rPr>
-        <w:t xml:space="preserve">202x년 x월 xx일</w:t>
+        <w:t xml:space="preserve">{{r1}}년 {{r2}}월 {{r3}}일</w:t>
       </w:r>
       <w:r>
         <w:rPr>
@@ -19239,15 +19195,15 @@
           <w:highlight w:val="yellow"/>
           <w:rtl w:val="0"/>
         </w:rPr>
-        <w:t xml:space="preserve">4년</w:t>
-      </w:r>
-      <w:r>
-        <w:rPr>
-          <w:rFonts w:ascii="Malgun Gothic" w:cs="Malgun Gothic" w:eastAsia="Malgun Gothic" w:hAnsi="Malgun Gothic"/>
-          <w:color w:val="000000"/>
-          <w:rtl w:val="0"/>
-        </w:rPr>
-        <w:t xml:space="preserve"> 및 (ii) 회사가 공개시장(코넥스시장 제외)에 주권을 상장 또는 등록한 날로부터 1년이 경과한 날, 당해 (i), (ii) 중 빠른 날 또는 투자자와 합의를 통하여 정한 날 까지</w:t>
+        <w:t xml:space="preserve">{{r61}}년</w:t>
+      </w:r>
+      <w:r>
+        <w:rPr>
+          <w:rFonts w:ascii="Malgun Gothic" w:cs="Malgun Gothic" w:eastAsia="Malgun Gothic" w:hAnsi="Malgun Gothic"/>
+          <w:color w:val="000000"/>
+          <w:rtl w:val="0"/>
+        </w:rPr>
+        <w:t xml:space="preserve"> 및 (ii) 회사가 공개시장(코넥스시장 제외)에 주권을 상장 또는 등록한 날로부터 {{r64}}년이 경과한 날, 당해 (i), (ii) 중 빠른 날 또는 투자자와 합의를 통하여 정한 날 까지</w:t>
       </w:r>
     </w:p>
     <w:p>
@@ -19848,7 +19804,7 @@
           <w:highlight w:val="yellow"/>
           <w:rtl w:val="0"/>
         </w:rPr>
-        <w:t xml:space="preserve">2년</w:t>
+        <w:t xml:space="preserve">{{r62}}년</w:t>
       </w:r>
       <w:r>
         <w:rPr>
@@ -19951,7 +19907,7 @@
           <w:color w:val="000000"/>
           <w:rtl w:val="0"/>
         </w:rPr>
-        <w:t xml:space="preserve">경업금지의무자는 회사에 재직하는 기간 동안 및 회사를 퇴사한 날로부터 2년의 기간 동안 투자자 및 회사의 허락이 없이는 자기 또는 제3자의 계산으로 회사의 영업부류와 동일 또는 유사한 영업부류에 속하는 거래를 하거나 기업을 운영할 수 없다.</w:t>
+        <w:t xml:space="preserve">경업금지의무자는 회사에 재직하는 기간 동안 및 회사를 퇴사한 날로부터 {{r63}}년의 기간 동안 투자자 및 회사의 허락이 없이는 자기 또는 제3자의 계산으로 회사의 영업부류와 동일 또는 유사한 영업부류에 속하는 거래를 하거나 기업을 운영할 수 없다.</w:t>
       </w:r>
     </w:p>
     <w:p>
@@ -20143,7 +20099,7 @@
           <w:color w:val="000000"/>
           <w:rtl w:val="0"/>
         </w:rPr>
-        <w:t xml:space="preserve">회사가 공개시장(코넥스시장 제외)에 주권을 상장 또는 등록한 날로부터 1년이 경과한 경우 본 약정은 종료되는 것으로 한다. </w:t>
+        <w:t xml:space="preserve">회사가 공개시장(코넥스시장 제외)에 주권을 상장 또는 등록한 날로부터 {{r65}}년이 경과한 경우 본 약정은 종료되는 것으로 한다. </w:t>
       </w:r>
     </w:p>
     <w:p>
@@ -20326,76 +20282,18 @@
 </w:document>
 </file>
 
-<file path=word/comments.xml><?xml version="1.0" encoding="utf-8"?>
-<w:comments xmlns:mc="http://schemas.openxmlformats.org/markup-compatibility/2006" xmlns:o="urn:schemas-microsoft-com:office:office" xmlns:r="http://schemas.openxmlformats.org/officeDocument/2006/relationships" xmlns:m="http://schemas.openxmlformats.org/officeDocument/2006/math" xmlns:v="urn:schemas-microsoft-com:vml" xmlns:wp="http://schemas.openxmlformats.org/drawingml/2006/wordprocessingDrawing" xmlns:w10="urn:schemas-microsoft-com:office:word" xmlns:w="http://schemas.openxmlformats.org/wordprocessingml/2006/main" xmlns:wne="http://schemas.microsoft.com/office/word/2006/wordml" xmlns:sl="http://schemas.openxmlformats.org/schemaLibrary/2006/main" xmlns:a="http://schemas.openxmlformats.org/drawingml/2006/main" xmlns:pic="http://schemas.openxmlformats.org/drawingml/2006/picture" xmlns:c="http://schemas.openxmlformats.org/drawingml/2006/chart" xmlns:lc="http://schemas.openxmlformats.org/drawingml/2006/lockedCanvas" xmlns:dgm="http://schemas.openxmlformats.org/drawingml/2006/diagram" xmlns:wps="http://schemas.microsoft.com/office/word/2010/wordprocessingShape" xmlns:wpg="http://schemas.microsoft.com/office/word/2010/wordprocessingGroup" xmlns:w14="http://schemas.microsoft.com/office/word/2010/wordml" xmlns:w15="http://schemas.microsoft.com/office/word/2012/wordml" xmlns:w16="http://schemas.microsoft.com/office/word/2018/wordml" xmlns:w16cex="http://schemas.microsoft.com/office/word/2018/wordml/cex" xmlns:w16cid="http://schemas.microsoft.com/office/word/2016/wordml/cid" xmlns="http://schemas.microsoft.com/office/tasks/2019/documenttasks" xmlns:cr="http://schemas.microsoft.com/office/comments/2020/reactions">
-  <w:comment w:author="Heeyoon Lee" w:id="0" w:date="2025-01-07T08:12:19Z">
-    <w:p>
-      <w:pPr>
-        <w:keepNext w:val="0"/>
-        <w:keepLines w:val="0"/>
-        <w:pageBreakBefore w:val="0"/>
-        <w:widowControl w:val="0"/>
-        <w:pBdr>
-          <w:top w:space="0" w:sz="0" w:val="nil"/>
-          <w:left w:space="0" w:sz="0" w:val="nil"/>
-          <w:bottom w:space="0" w:sz="0" w:val="nil"/>
-          <w:right w:space="0" w:sz="0" w:val="nil"/>
-          <w:between w:space="0" w:sz="0" w:val="nil"/>
-        </w:pBdr>
-        <w:shd w:fill="auto" w:val="clear"/>
-        <w:spacing w:after="0" w:before="0" w:line="240" w:lineRule="auto"/>
-        <w:ind w:left="0" w:right="0" w:firstLine="0"/>
-        <w:jc w:val="left"/>
-        <w:rPr>
-          <w:rFonts w:ascii="Arial" w:cs="Arial" w:eastAsia="Arial" w:hAnsi="Arial"/>
-          <w:b w:val="0"/>
-          <w:i w:val="0"/>
-          <w:smallCaps w:val="0"/>
-          <w:strike w:val="0"/>
-          <w:color w:val="000000"/>
-          <w:sz w:val="22"/>
-          <w:szCs w:val="22"/>
-          <w:u w:val="none"/>
-          <w:shd w:fill="auto" w:val="clear"/>
-          <w:vertAlign w:val="baseline"/>
-        </w:rPr>
-      </w:pPr>
-      <w:sdt>
-        <w:sdtPr>
-          <w:tag w:val="goog_rdk_6"/>
-        </w:sdtPr>
-        <w:sdtContent>
-          <w:r>
-            <w:rPr>
-              <w:rFonts w:ascii="Arial Unicode MS" w:cs="Arial Unicode MS" w:eastAsia="Arial Unicode MS" w:hAnsi="Arial Unicode MS"/>
-              <w:b w:val="0"/>
-              <w:i w:val="0"/>
-              <w:smallCaps w:val="0"/>
-              <w:strike w:val="0"/>
-              <w:color w:val="000000"/>
-              <w:sz w:val="22"/>
-              <w:szCs w:val="22"/>
-              <w:u w:val="none"/>
-              <w:shd w:fill="auto" w:val="clear"/>
-              <w:vertAlign w:val="baseline"/>
-              <w:rtl w:val="0"/>
-            </w:rPr>
-            <w:t xml:space="preserve">기존 30일 &gt; 60일 수정: 모태펀드 기본 규약상 2개월 이상</w:t>
-          </w:r>
-        </w:sdtContent>
-      </w:sdt>
-    </w:p>
-  </w:comment>
-</w:comments>
+<file path=word\fontTable.xml><?xml version="1.0" encoding="utf-8"?>
+<w:fonts xmlns:mc="http://schemas.openxmlformats.org/markup-compatibility/2006" xmlns:o="urn:schemas-microsoft-com:office:office" xmlns:r="http://schemas.openxmlformats.org/officeDocument/2006/relationships" xmlns:m="http://schemas.openxmlformats.org/officeDocument/2006/math" xmlns:v="urn:schemas-microsoft-com:vml" xmlns:wp="http://schemas.openxmlformats.org/drawingml/2006/wordprocessingDrawing" xmlns:w10="urn:schemas-microsoft-com:office:word" xmlns:w="http://schemas.openxmlformats.org/wordprocessingml/2006/main" xmlns:wne="http://schemas.microsoft.com/office/word/2006/wordml" xmlns:sl="http://schemas.openxmlformats.org/schemaLibrary/2006/main" xmlns:a="http://schemas.openxmlformats.org/drawingml/2006/main" xmlns:pic="http://schemas.openxmlformats.org/drawingml/2006/picture" xmlns:c="http://schemas.openxmlformats.org/drawingml/2006/chart" xmlns:lc="http://schemas.openxmlformats.org/drawingml/2006/lockedCanvas" xmlns:dgm="http://schemas.openxmlformats.org/drawingml/2006/diagram" xmlns:wps="http://schemas.microsoft.com/office/word/2010/wordprocessingShape" xmlns:wpg="http://schemas.microsoft.com/office/word/2010/wordprocessingGroup" xmlns:w14="http://schemas.microsoft.com/office/word/2010/wordml" xmlns:w15="http://schemas.microsoft.com/office/word/2012/wordml" xmlns:w16="http://schemas.microsoft.com/office/word/2018/wordml" xmlns:w16cex="http://schemas.microsoft.com/office/word/2018/wordml/cex" xmlns:w16cid="http://schemas.microsoft.com/office/word/2016/wordml/cid" xmlns="http://schemas.microsoft.com/office/tasks/2019/documenttasks" xmlns:cr="http://schemas.microsoft.com/office/comments/2020/reactions">
+  <w:font w:name="Arial"/>
+  <w:font w:name="Georgia"/>
+  <w:font w:name="Malgun Gothic"/>
+  <w:font w:name="Gungsuh"/>
+  <w:font w:name="Times New Roman"/>
+  <w:font w:name="Arial Unicode MS"/>
+</w:fonts>
 </file>
 
-<file path=word/commentsExtended.xml><?xml version="1.0" encoding="utf-8"?>
-<w15:commentsEx xmlns:mc="http://schemas.openxmlformats.org/markup-compatibility/2006" xmlns:o="urn:schemas-microsoft-com:office:office" xmlns:r="http://schemas.openxmlformats.org/officeDocument/2006/relationships" xmlns:m="http://schemas.openxmlformats.org/officeDocument/2006/math" xmlns:v="urn:schemas-microsoft-com:vml" xmlns:wp="http://schemas.openxmlformats.org/drawingml/2006/wordprocessingDrawing" xmlns:w10="urn:schemas-microsoft-com:office:word" xmlns:w="http://schemas.openxmlformats.org/wordprocessingml/2006/main" xmlns:wne="http://schemas.microsoft.com/office/word/2006/wordml" xmlns:sl="http://schemas.openxmlformats.org/schemaLibrary/2006/main" xmlns:a="http://schemas.openxmlformats.org/drawingml/2006/main" xmlns:pic="http://schemas.openxmlformats.org/drawingml/2006/picture" xmlns:c="http://schemas.openxmlformats.org/drawingml/2006/chart" xmlns:lc="http://schemas.openxmlformats.org/drawingml/2006/lockedCanvas" xmlns:dgm="http://schemas.openxmlformats.org/drawingml/2006/diagram" xmlns:wps="http://schemas.microsoft.com/office/word/2010/wordprocessingShape" xmlns:wpg="http://schemas.microsoft.com/office/word/2010/wordprocessingGroup" xmlns:w14="http://schemas.microsoft.com/office/word/2010/wordml" xmlns:w15="http://schemas.microsoft.com/office/word/2012/wordml" xmlns:w16="http://schemas.microsoft.com/office/word/2018/wordml" xmlns:w16cex="http://schemas.microsoft.com/office/word/2018/wordml/cex" xmlns:w16cid="http://schemas.microsoft.com/office/word/2016/wordml/cid" xmlns="http://schemas.microsoft.com/office/tasks/2019/documenttasks" xmlns:cr="http://schemas.microsoft.com/office/comments/2020/reactions">
-  <w15:commentEx w15:paraId="00000281" w15:done="0"/>
-</w15:commentsEx>
-</file>
-
-<file path=word/footer1.xml><?xml version="1.0" encoding="utf-8"?>
+<file path=word\footer1.xml><?xml version="1.0" encoding="utf-8"?>
 <w:ftr xmlns:mc="http://schemas.openxmlformats.org/markup-compatibility/2006" xmlns:o="urn:schemas-microsoft-com:office:office" xmlns:r="http://schemas.openxmlformats.org/officeDocument/2006/relationships" xmlns:m="http://schemas.openxmlformats.org/officeDocument/2006/math" xmlns:v="urn:schemas-microsoft-com:vml" xmlns:wp="http://schemas.openxmlformats.org/drawingml/2006/wordprocessingDrawing" xmlns:w10="urn:schemas-microsoft-com:office:word" xmlns:w="http://schemas.openxmlformats.org/wordprocessingml/2006/main" xmlns:wne="http://schemas.microsoft.com/office/word/2006/wordml" xmlns:sl="http://schemas.openxmlformats.org/schemaLibrary/2006/main" xmlns:a="http://schemas.openxmlformats.org/drawingml/2006/main" xmlns:pic="http://schemas.openxmlformats.org/drawingml/2006/picture" xmlns:c="http://schemas.openxmlformats.org/drawingml/2006/chart" xmlns:lc="http://schemas.openxmlformats.org/drawingml/2006/lockedCanvas" xmlns:dgm="http://schemas.openxmlformats.org/drawingml/2006/diagram" xmlns:wps="http://schemas.microsoft.com/office/word/2010/wordprocessingShape" xmlns:wpg="http://schemas.microsoft.com/office/word/2010/wordprocessingGroup" xmlns:w14="http://schemas.microsoft.com/office/word/2010/wordml" xmlns:w15="http://schemas.microsoft.com/office/word/2012/wordml" xmlns:w16="http://schemas.microsoft.com/office/word/2018/wordml" xmlns:w16cex="http://schemas.microsoft.com/office/word/2018/wordml/cex" xmlns:w16cid="http://schemas.microsoft.com/office/word/2016/wordml/cid" xmlns="http://schemas.microsoft.com/office/tasks/2019/documenttasks" xmlns:cr="http://schemas.microsoft.com/office/comments/2020/reactions">
   <w:p>
     <w:pPr>
@@ -20457,7 +20355,7 @@
 </w:ftr>
 </file>
 
-<file path=word/footer2.xml><?xml version="1.0" encoding="utf-8"?>
+<file path=word\footer2.xml><?xml version="1.0" encoding="utf-8"?>
 <w:ftr xmlns:mc="http://schemas.openxmlformats.org/markup-compatibility/2006" xmlns:o="urn:schemas-microsoft-com:office:office" xmlns:r="http://schemas.openxmlformats.org/officeDocument/2006/relationships" xmlns:m="http://schemas.openxmlformats.org/officeDocument/2006/math" xmlns:v="urn:schemas-microsoft-com:vml" xmlns:wp="http://schemas.openxmlformats.org/drawingml/2006/wordprocessingDrawing" xmlns:w10="urn:schemas-microsoft-com:office:word" xmlns:w="http://schemas.openxmlformats.org/wordprocessingml/2006/main" xmlns:wne="http://schemas.microsoft.com/office/word/2006/wordml" xmlns:sl="http://schemas.openxmlformats.org/schemaLibrary/2006/main" xmlns:a="http://schemas.openxmlformats.org/drawingml/2006/main" xmlns:pic="http://schemas.openxmlformats.org/drawingml/2006/picture" xmlns:c="http://schemas.openxmlformats.org/drawingml/2006/chart" xmlns:lc="http://schemas.openxmlformats.org/drawingml/2006/lockedCanvas" xmlns:dgm="http://schemas.openxmlformats.org/drawingml/2006/diagram" xmlns:wps="http://schemas.microsoft.com/office/word/2010/wordprocessingShape" xmlns:wpg="http://schemas.microsoft.com/office/word/2010/wordprocessingGroup" xmlns:w14="http://schemas.microsoft.com/office/word/2010/wordml" xmlns:w15="http://schemas.microsoft.com/office/word/2012/wordml" xmlns:w16="http://schemas.microsoft.com/office/word/2018/wordml" xmlns:w16cex="http://schemas.microsoft.com/office/word/2018/wordml/cex" xmlns:w16cid="http://schemas.microsoft.com/office/word/2016/wordml/cid" xmlns="http://schemas.microsoft.com/office/tasks/2019/documenttasks" xmlns:cr="http://schemas.microsoft.com/office/comments/2020/reactions">
   <w:p>
     <w:pPr>
@@ -20473,7 +20371,7 @@
 </w:ftr>
 </file>
 
-<file path=word/header1.xml><?xml version="1.0" encoding="utf-8"?>
+<file path=word\header1.xml><?xml version="1.0" encoding="utf-8"?>
 <w:hdr xmlns:mc="http://schemas.openxmlformats.org/markup-compatibility/2006" xmlns:o="urn:schemas-microsoft-com:office:office" xmlns:r="http://schemas.openxmlformats.org/officeDocument/2006/relationships" xmlns:m="http://schemas.openxmlformats.org/officeDocument/2006/math" xmlns:v="urn:schemas-microsoft-com:vml" xmlns:wp="http://schemas.openxmlformats.org/drawingml/2006/wordprocessingDrawing" xmlns:w10="urn:schemas-microsoft-com:office:word" xmlns:w="http://schemas.openxmlformats.org/wordprocessingml/2006/main" xmlns:wne="http://schemas.microsoft.com/office/word/2006/wordml" xmlns:sl="http://schemas.openxmlformats.org/schemaLibrary/2006/main" xmlns:a="http://schemas.openxmlformats.org/drawingml/2006/main" xmlns:pic="http://schemas.openxmlformats.org/drawingml/2006/picture" xmlns:c="http://schemas.openxmlformats.org/drawingml/2006/chart" xmlns:lc="http://schemas.openxmlformats.org/drawingml/2006/lockedCanvas" xmlns:dgm="http://schemas.openxmlformats.org/drawingml/2006/diagram" xmlns:wps="http://schemas.microsoft.com/office/word/2010/wordprocessingShape" xmlns:wpg="http://schemas.microsoft.com/office/word/2010/wordprocessingGroup" xmlns:w14="http://schemas.microsoft.com/office/word/2010/wordml" xmlns:w15="http://schemas.microsoft.com/office/word/2012/wordml" xmlns:w16="http://schemas.microsoft.com/office/word/2018/wordml" xmlns:w16cex="http://schemas.microsoft.com/office/word/2018/wordml/cex" xmlns:w16cid="http://schemas.microsoft.com/office/word/2016/wordml/cid" xmlns="http://schemas.microsoft.com/office/tasks/2019/documenttasks" xmlns:cr="http://schemas.microsoft.com/office/comments/2020/reactions">
   <w:p>
     <w:pPr>
@@ -20538,7 +20436,7 @@
 </w:hdr>
 </file>
 
-<file path=word/numbering.xml><?xml version="1.0" encoding="utf-8"?>
+<file path=word\numbering.xml><?xml version="1.0" encoding="utf-8"?>
 <w:numbering xmlns:mc="http://schemas.openxmlformats.org/markup-compatibility/2006" xmlns:o="urn:schemas-microsoft-com:office:office" xmlns:r="http://schemas.openxmlformats.org/officeDocument/2006/relationships" xmlns:m="http://schemas.openxmlformats.org/officeDocument/2006/math" xmlns:v="urn:schemas-microsoft-com:vml" xmlns:wp="http://schemas.openxmlformats.org/drawingml/2006/wordprocessingDrawing" xmlns:w10="urn:schemas-microsoft-com:office:word" xmlns:w="http://schemas.openxmlformats.org/wordprocessingml/2006/main" xmlns:wne="http://schemas.microsoft.com/office/word/2006/wordml" xmlns:sl="http://schemas.openxmlformats.org/schemaLibrary/2006/main" xmlns:a="http://schemas.openxmlformats.org/drawingml/2006/main" xmlns:pic="http://schemas.openxmlformats.org/drawingml/2006/picture" xmlns:c="http://schemas.openxmlformats.org/drawingml/2006/chart" xmlns:lc="http://schemas.openxmlformats.org/drawingml/2006/lockedCanvas" xmlns:dgm="http://schemas.openxmlformats.org/drawingml/2006/diagram" xmlns:wps="http://schemas.microsoft.com/office/word/2010/wordprocessingShape" xmlns:wpg="http://schemas.microsoft.com/office/word/2010/wordprocessingGroup" xmlns:w14="http://schemas.microsoft.com/office/word/2010/wordml" xmlns:w15="http://schemas.microsoft.com/office/word/2012/wordml" xmlns:w16="http://schemas.microsoft.com/office/word/2018/wordml" xmlns:w16cex="http://schemas.microsoft.com/office/word/2018/wordml/cex" xmlns:w16cid="http://schemas.microsoft.com/office/word/2016/wordml/cid" xmlns="http://schemas.microsoft.com/office/tasks/2019/documenttasks" xmlns:cr="http://schemas.microsoft.com/office/comments/2020/reactions">
   <w:abstractNum w:abstractNumId="1">
     <w:lvl w:ilvl="0">
@@ -26058,7 +25956,17 @@
 </w:numbering>
 </file>
 
-<file path=word/styles.xml><?xml version="1.0" encoding="utf-8"?>
+<file path=word\settings.xml><?xml version="1.0" encoding="utf-8"?>
+<w:settings xmlns:mc="http://schemas.openxmlformats.org/markup-compatibility/2006" xmlns:o="urn:schemas-microsoft-com:office:office" xmlns:r="http://schemas.openxmlformats.org/officeDocument/2006/relationships" xmlns:m="http://schemas.openxmlformats.org/officeDocument/2006/math" xmlns:v="urn:schemas-microsoft-com:vml" xmlns:wp="http://schemas.openxmlformats.org/drawingml/2006/wordprocessingDrawing" xmlns:w10="urn:schemas-microsoft-com:office:word" xmlns:w="http://schemas.openxmlformats.org/wordprocessingml/2006/main" xmlns:wne="http://schemas.microsoft.com/office/word/2006/wordml" xmlns:sl="http://schemas.openxmlformats.org/schemaLibrary/2006/main" xmlns:a="http://schemas.openxmlformats.org/drawingml/2006/main" xmlns:pic="http://schemas.openxmlformats.org/drawingml/2006/picture" xmlns:c="http://schemas.openxmlformats.org/drawingml/2006/chart" xmlns:lc="http://schemas.openxmlformats.org/drawingml/2006/lockedCanvas" xmlns:dgm="http://schemas.openxmlformats.org/drawingml/2006/diagram" xmlns:wps="http://schemas.microsoft.com/office/word/2010/wordprocessingShape" xmlns:wpg="http://schemas.microsoft.com/office/word/2010/wordprocessingGroup" xmlns:w14="http://schemas.microsoft.com/office/word/2010/wordml" xmlns:w15="http://schemas.microsoft.com/office/word/2012/wordml" xmlns:w16="http://schemas.microsoft.com/office/word/2018/wordml" xmlns:w16cex="http://schemas.microsoft.com/office/word/2018/wordml/cex" xmlns:w16cid="http://schemas.microsoft.com/office/word/2016/wordml/cid" xmlns="http://schemas.microsoft.com/office/tasks/2019/documenttasks" xmlns:cr="http://schemas.microsoft.com/office/comments/2020/reactions">
+  <w:defaultTabStop w:val="720"/>
+  <w:compat>
+    <w:compatSetting w:val="15" w:name="compatibilityMode" w:uri="http://schemas.microsoft.com/office/word"/>
+  </w:compat>
+  <w:clrSchemeMapping w:bg1="light1" w:t1="dark1" w:bg2="light2" w:t2="dark2" w:accent1="accent1" w:accent2="accent2" w:accent3="accent3" w:accent4="accent4" w:accent5="accent5" w:accent6="accent6" w:hyperlink="hyperlink" w:followedHyperlink="followedHyperlink"/>
+</w:settings>
+</file>
+
+<file path=word\styles.xml><?xml version="1.0" encoding="utf-8"?>
 <w:styles xmlns:mc="http://schemas.openxmlformats.org/markup-compatibility/2006" xmlns:o="urn:schemas-microsoft-com:office:office" xmlns:r="http://schemas.openxmlformats.org/officeDocument/2006/relationships" xmlns:m="http://schemas.openxmlformats.org/officeDocument/2006/math" xmlns:v="urn:schemas-microsoft-com:vml" xmlns:wp="http://schemas.openxmlformats.org/drawingml/2006/wordprocessingDrawing" xmlns:w10="urn:schemas-microsoft-com:office:word" xmlns:w="http://schemas.openxmlformats.org/wordprocessingml/2006/main" xmlns:wne="http://schemas.microsoft.com/office/word/2006/wordml" xmlns:sl="http://schemas.openxmlformats.org/schemaLibrary/2006/main" xmlns:a="http://schemas.openxmlformats.org/drawingml/2006/main" xmlns:pic="http://schemas.openxmlformats.org/drawingml/2006/picture" xmlns:c="http://schemas.openxmlformats.org/drawingml/2006/chart" xmlns:lc="http://schemas.openxmlformats.org/drawingml/2006/lockedCanvas" xmlns:dgm="http://schemas.openxmlformats.org/drawingml/2006/diagram" xmlns:wps="http://schemas.microsoft.com/office/word/2010/wordprocessingShape" xmlns:wpg="http://schemas.microsoft.com/office/word/2010/wordprocessingGroup" xmlns:w14="http://schemas.microsoft.com/office/word/2010/wordml" xmlns:w15="http://schemas.microsoft.com/office/word/2012/wordml" xmlns:w16="http://schemas.microsoft.com/office/word/2018/wordml" xmlns:w16cex="http://schemas.microsoft.com/office/word/2018/wordml/cex" xmlns:w16cid="http://schemas.microsoft.com/office/word/2016/wordml/cid" xmlns="http://schemas.microsoft.com/office/tasks/2019/documenttasks" xmlns:cr="http://schemas.microsoft.com/office/comments/2020/reactions">
   <w:docDefaults>
     <w:rPrDefault>
@@ -27372,7 +27280,7 @@
 </w:styles>
 </file>
 
-<file path=word/theme/theme1.xml><?xml version="1.0" encoding="utf-8"?>
+<file path=word\theme\theme1.xml><?xml version="1.0" encoding="utf-8"?>
 <a:theme xmlns:a="http://schemas.openxmlformats.org/drawingml/2006/main" name="Office Theme">
   <a:themeElements>
     <a:clrScheme name="Office">
@@ -27665,19 +27573,4 @@
     </a:ext>
   </a:extLst>
 </a:theme>
-</file>
-
-<file path=customXML/item1.xml><?xml version="1.0" encoding="utf-8"?>
-<go:gDocsCustomXmlDataStorage xmlns:go="http://customooxmlschemas.google.com/" xmlns:r="http://schemas.openxmlformats.org/officeDocument/2006/relationships" uri="GoogleDocsCustomDataVersion2">
-  <go:docsCustomData xmlns:go="http://customooxmlschemas.google.com/" roundtripDataSignature="AMtx7miKxowXMhVPYzUEe9sev2sFSVV7Dw==">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</go:docsCustomData>
-</go:gDocsCustomXmlDataStorage>
-</file>
-
-<file path=customXML/itemProps1.xml><?xml version="1.0" encoding="utf-8"?>
-<ds:datastoreItem xmlns:ds="http://schemas.openxmlformats.org/officeDocument/2006/customXml" ds:itemID="{11111111-1234-1234-1234-123412341234}">
-  <ds:schemaRefs>
-    <ds:schemaRef ds:uri="http://schemas.openxmlformats.org/officeDocument/2006/relationships"/>
-    <ds:schemaRef ds:uri="http://customooxmlschemas.google.com/"/>
-  </ds:schemaRefs>
-</ds:datastoreItem>
 </file>